--- a/tillsyn/A 48260-2022 tillsynsbegäran.docx
+++ b/tillsyn/A 48260-2022 tillsynsbegäran.docx
@@ -60,12 +60,12 @@
         <w:spacing w:after="240"/>
       </w:pPr>
       <w:r>
-        <w:t>Figur 1. Fyndplatser för naturvårdsarter i och inom 16 meter från avverkningsanmälan. Markörer utan svart kant är placerade på fyndplatsen. Markörer med svart kant är placerade vid sidan av fyndplatsen och har ett svart streck som visar fyndplatsens exakta position. Kartans mittpunktskoordinat är N 6973136, E 385757 i SWEREF 99 TM.</w:t>
+        <w:t>Figur 1. Fyndplatser för naturvårdsarter i och inom 22 meter från avverkningsanmälan. Markörer utan svart kant är placerade på fyndplatsen. Markörer med svart kant är placerade vid sidan av fyndplatsen och har ett svart streck som visar fyndplatsens exakta position. Kartans mittpunktskoordinat är N 6973136, E 385757 i SWEREF 99 TM.</w:t>
       </w:r>
     </w:p>
     <w:p>
       <w:r>
-        <w:t>I och inom 16 meter från avverkningsanmälan finns fynd av 20 naturvårdsarter, varav 14 är rödlistade, 3 är fridlysta, 14 är typiska (T) och 5 är signalarter (S): garnlav (VU, T), grantickeporing (VU), skuggnål (VU), sprickporing (VU), vitskaftad svartspik (VU, T), brunpudrad nållav (NT, T), gammelgransskål (NT, T), knottrig blåslav (NT, T), rynkskinn (NT, T), rödbrun blekspik (NT, T), skrovellav (NT, T), tretåig hackspett (NT, T, §4), ullticka (NT, T), vitgrynig nållav (NT), gytterlav (S, T), kornig nållav (S, T), skinnlav (S, T), spindelblomster (S, T, §8), vågbandad barkbock (S) och fläcknycklar (§8). Se Figur 1.</w:t>
+        <w:t>I och inom 22 meter från avverkningsanmälan finns fynd av 22 naturvårdsarter, varav 14 är rödlistade, 4 är fridlysta, 15 är typiska (T) och 5 är signalarter (S): garnlav (VU, T), grantickeporing (VU), skuggnål (VU), sprickporing (VU), vitskaftad svartspik (VU, T), brunpudrad nållav (NT, T), gammelgransskål (NT, T), knottrig blåslav (NT, T), rynkskinn (NT, T), rödbrun blekspik (NT, T), skrovellav (NT, T), tretåig hackspett (NT, T, §4), ullticka (NT, T), vitgrynig nållav (NT), gytterlav (S, T), kornig nållav (S, T), skinnlav (S, T), spindelblomster (S, T, §8), vågbandad barkbock (S), brudborste (T), brudsporre (§8) och fläcknycklar (§8). Se Figur 1.</w:t>
       </w:r>
     </w:p>
     <w:p>
@@ -577,25 +577,32 @@
       </w:r>
     </w:p>
     <w:p>
-      <w:pPr>
-        <w:pStyle w:val="Heading1"/>
-      </w:pPr>
-      <w:r>
-        <w:t>EU:s fågeldirektiv</w:t>
-      </w:r>
-    </w:p>
-    <w:p>
-      <w:r>
-        <w:t xml:space="preserve">Europeiska unionens medlemsländer är skyldiga att agera i enlighet med EU:s fågeldirektiv där det uttryckligen står att direktivet gäller för fåglar samt för deras ägg, bon och </w:t>
-      </w:r>
       <w:r>
         <w:rPr>
           <w:b/>
         </w:rPr>
-        <w:t xml:space="preserve">livsmiljöer </w:t>
-      </w:r>
-      <w:r>
-        <w:t>(artikel 1). Vidare att de åtgärder som vidtas inte får leda till en försämring av den nuvarande situationen beträffande bevarandet av de fågelarter som avses i artikel 1 (artikel 13). Fågeldirektivet är styrande för tillsynsansvariga myndigheters ärendehantering, ställningstaganden och beslutsfattande.</w:t>
+        <w:t>Brudborste</w:t>
+      </w:r>
+      <w:r>
+        <w:t xml:space="preserve"> är typisk art för </w:t>
+      </w:r>
+      <w:r>
+        <w:rPr>
+          <w:i/>
+        </w:rPr>
+        <w:t xml:space="preserve">9050 Näringsrik granskog, 9040 Fjällbjörkskog, 6530 Lövängar, 6430 Högörtängar </w:t>
+      </w:r>
+      <w:r>
+        <w:t xml:space="preserve">och </w:t>
+      </w:r>
+      <w:r>
+        <w:rPr>
+          <w:i/>
+        </w:rPr>
+        <w:t>6510 Slåtterängar i låglandet</w:t>
+      </w:r>
+      <w:r>
+        <w:t xml:space="preserve"> (SLU Artdatabanken, 2025).</w:t>
       </w:r>
     </w:p>
     <w:p>
@@ -603,17 +610,39 @@
         <w:pStyle w:val="Heading1"/>
       </w:pPr>
       <w:r>
-        <w:t>Typiska arter och EU:s art- och habitatdirektiv</w:t>
+        <w:t>EU:s fågeldirektiv</w:t>
       </w:r>
     </w:p>
     <w:p>
       <w:r>
-        <w:t>Typiska arter används för att lokalisera områden med gynnsam bevarandestatus för de naturtyper som är listade i EU:s art- och habitatdirektiv. Ett exempel är Västlig taiga (EU-kod 9010) som saknar gynnsam bevarandestatus och minskar starkt som naturtyp i Sverige. Naturvårdsverket skriver i sin vägledning för Västlig taiga att dylika miljöer förutsätter normalt att skogarna skyddas långsiktigt, eftersom skogsbruk inte är förenligt med bevarande av naturtypen i gynnsamt tillstånd (Naturvårdsverket, 2011).</w:t>
+        <w:t xml:space="preserve">Europeiska unionens medlemsländer är skyldiga att agera i enlighet med EU:s fågeldirektiv där det uttryckligen står att direktivet gäller för fåglar samt för deras ägg, bon och </w:t>
+      </w:r>
+      <w:r>
+        <w:rPr>
+          <w:b/>
+        </w:rPr>
+        <w:t xml:space="preserve">livsmiljöer </w:t>
+      </w:r>
+      <w:r>
+        <w:t>(artikel 1). Vidare att de åtgärder som vidtas inte får leda till en försämring av den nuvarande situationen beträffande bevarandet av de fågelarter som avses i artikel 1 (artikel 13). Fågeldirektivet är styrande för tillsynsansvariga myndigheters ärendehantering, ställningstaganden och beslutsfattande.</w:t>
       </w:r>
     </w:p>
     <w:p>
-      <w:r>
-        <w:t>Följande typiska arter har sina livsmiljöer och växtplatser i den avverkningsanmälda skogen: garnlav (VU, T), vitskaftad svartspik (VU, T), brunpudrad nållav (NT, T), gammelgransskål (NT, T), knottrig blåslav (NT, T), rynkskinn (NT, T), rödbrun blekspik (NT, T), skrovellav (NT, T), tretåig hackspett (NT, T, §4), ullticka (NT, T), gytterlav (S, T), kornig nållav (S, T), skinnlav (S, T) och spindelblomster (S, T, §8).</w:t>
+      <w:pPr>
+        <w:pStyle w:val="Heading1"/>
+      </w:pPr>
+      <w:r>
+        <w:t>Typiska arter och EU:s art- och habitatdirektiv</w:t>
+      </w:r>
+    </w:p>
+    <w:p>
+      <w:r>
+        <w:t>Typiska arter används för att lokalisera områden med gynnsam bevarandestatus för de naturtyper som är listade i EU:s art- och habitatdirektiv. Ett exempel är Västlig taiga (EU-kod 9010) som saknar gynnsam bevarandestatus och minskar starkt som naturtyp i Sverige. Naturvårdsverket skriver i sin vägledning för Västlig taiga att dylika miljöer förutsätter normalt att skogarna skyddas långsiktigt, eftersom skogsbruk inte är förenligt med bevarande av naturtypen i gynnsamt tillstånd (Naturvårdsverket, 2011).</w:t>
+      </w:r>
+    </w:p>
+    <w:p>
+      <w:r>
+        <w:t>Följande typiska arter har sina livsmiljöer och växtplatser i den avverkningsanmälda skogen: garnlav (VU, T), vitskaftad svartspik (VU, T), brunpudrad nållav (NT, T), gammelgransskål (NT, T), knottrig blåslav (NT, T), rynkskinn (NT, T), rödbrun blekspik (NT, T), skrovellav (NT, T), tretåig hackspett (NT, T, §4), ullticka (NT, T), gytterlav (S, T), kornig nållav (S, T), skinnlav (S, T), spindelblomster (S, T, §8) och brudborste (T).</w:t>
       </w:r>
     </w:p>
     <w:p>
@@ -1260,7 +1289,7 @@
     <w:r>
       <w:tab/>
       <w:tab/>
-      <w:t>2026-09-14</w:t>
+      <w:t>2026-09-15</w:t>
       <w:br/>
       <w:br/>
     </w:r>

--- a/tillsyn/A 48260-2022 tillsynsbegäran.docx
+++ b/tillsyn/A 48260-2022 tillsynsbegäran.docx
@@ -1289,7 +1289,7 @@
     <w:r>
       <w:tab/>
       <w:tab/>
-      <w:t>2026-09-15</w:t>
+      <w:t>2026-09-16</w:t>
       <w:br/>
       <w:br/>
     </w:r>

--- a/tillsyn/A 48260-2022 tillsynsbegäran.docx
+++ b/tillsyn/A 48260-2022 tillsynsbegäran.docx
@@ -1289,7 +1289,7 @@
     <w:r>
       <w:tab/>
       <w:tab/>
-      <w:t>2026-09-16</w:t>
+      <w:t>2026-09-17</w:t>
       <w:br/>
       <w:br/>
     </w:r>

--- a/tillsyn/A 48260-2022 tillsynsbegäran.docx
+++ b/tillsyn/A 48260-2022 tillsynsbegäran.docx
@@ -1289,7 +1289,7 @@
     <w:r>
       <w:tab/>
       <w:tab/>
-      <w:t>2026-09-17</w:t>
+      <w:t>2026-09-18</w:t>
       <w:br/>
       <w:br/>
     </w:r>

--- a/tillsyn/A 48260-2022 tillsynsbegäran.docx
+++ b/tillsyn/A 48260-2022 tillsynsbegäran.docx
@@ -1289,7 +1289,7 @@
     <w:r>
       <w:tab/>
       <w:tab/>
-      <w:t>2026-09-18</w:t>
+      <w:t>2026-09-19</w:t>
       <w:br/>
       <w:br/>
     </w:r>

--- a/tillsyn/A 48260-2022 tillsynsbegäran.docx
+++ b/tillsyn/A 48260-2022 tillsynsbegäran.docx
@@ -1289,7 +1289,7 @@
     <w:r>
       <w:tab/>
       <w:tab/>
-      <w:t>2026-09-19</w:t>
+      <w:t>2026-09-21</w:t>
       <w:br/>
       <w:br/>
     </w:r>

--- a/tillsyn/A 48260-2022 tillsynsbegäran.docx
+++ b/tillsyn/A 48260-2022 tillsynsbegäran.docx
@@ -1289,7 +1289,7 @@
     <w:r>
       <w:tab/>
       <w:tab/>
-      <w:t>2026-09-21</w:t>
+      <w:t>2026-09-23</w:t>
       <w:br/>
       <w:br/>
     </w:r>

--- a/tillsyn/A 48260-2022 tillsynsbegäran.docx
+++ b/tillsyn/A 48260-2022 tillsynsbegäran.docx
@@ -1289,7 +1289,7 @@
     <w:r>
       <w:tab/>
       <w:tab/>
-      <w:t>2026-09-23</w:t>
+      <w:t>2026-09-24</w:t>
       <w:br/>
       <w:br/>
     </w:r>

--- a/tillsyn/A 48260-2022 tillsynsbegäran.docx
+++ b/tillsyn/A 48260-2022 tillsynsbegäran.docx
@@ -1289,7 +1289,7 @@
     <w:r>
       <w:tab/>
       <w:tab/>
-      <w:t>2026-09-24</w:t>
+      <w:t>2026-09-25</w:t>
       <w:br/>
       <w:br/>
     </w:r>

--- a/tillsyn/A 48260-2022 tillsynsbegäran.docx
+++ b/tillsyn/A 48260-2022 tillsynsbegäran.docx
@@ -1289,7 +1289,7 @@
     <w:r>
       <w:tab/>
       <w:tab/>
-      <w:t>2026-09-25</w:t>
+      <w:t>2026-09-26</w:t>
       <w:br/>
       <w:br/>
     </w:r>

--- a/tillsyn/A 48260-2022 tillsynsbegäran.docx
+++ b/tillsyn/A 48260-2022 tillsynsbegäran.docx
@@ -1289,7 +1289,7 @@
     <w:r>
       <w:tab/>
       <w:tab/>
-      <w:t>2026-09-26</w:t>
+      <w:t>2026-09-27</w:t>
       <w:br/>
       <w:br/>
     </w:r>

--- a/tillsyn/A 48260-2022 tillsynsbegäran.docx
+++ b/tillsyn/A 48260-2022 tillsynsbegäran.docx
@@ -1289,7 +1289,7 @@
     <w:r>
       <w:tab/>
       <w:tab/>
-      <w:t>2026-09-27</w:t>
+      <w:t>2026-09-28</w:t>
       <w:br/>
       <w:br/>
     </w:r>

--- a/tillsyn/A 48260-2022 tillsynsbegäran.docx
+++ b/tillsyn/A 48260-2022 tillsynsbegäran.docx
@@ -1289,7 +1289,7 @@
     <w:r>
       <w:tab/>
       <w:tab/>
-      <w:t>2026-09-28</w:t>
+      <w:t>2026-09-29</w:t>
       <w:br/>
       <w:br/>
     </w:r>

--- a/tillsyn/A 48260-2022 tillsynsbegäran.docx
+++ b/tillsyn/A 48260-2022 tillsynsbegäran.docx
@@ -1289,7 +1289,7 @@
     <w:r>
       <w:tab/>
       <w:tab/>
-      <w:t>2026-09-29</w:t>
+      <w:t>2026-09-30</w:t>
       <w:br/>
       <w:br/>
     </w:r>

--- a/tillsyn/A 48260-2022 tillsynsbegäran.docx
+++ b/tillsyn/A 48260-2022 tillsynsbegäran.docx
@@ -1289,7 +1289,7 @@
     <w:r>
       <w:tab/>
       <w:tab/>
-      <w:t>2026-09-30</w:t>
+      <w:t>2026-10-01</w:t>
       <w:br/>
       <w:br/>
     </w:r>

--- a/tillsyn/A 48260-2022 tillsynsbegäran.docx
+++ b/tillsyn/A 48260-2022 tillsynsbegäran.docx
@@ -1289,7 +1289,7 @@
     <w:r>
       <w:tab/>
       <w:tab/>
-      <w:t>2026-10-01</w:t>
+      <w:t>2026-10-02</w:t>
       <w:br/>
       <w:br/>
     </w:r>

--- a/tillsyn/A 48260-2022 tillsynsbegäran.docx
+++ b/tillsyn/A 48260-2022 tillsynsbegäran.docx
@@ -1289,7 +1289,7 @@
     <w:r>
       <w:tab/>
       <w:tab/>
-      <w:t>2026-10-02</w:t>
+      <w:t>2026-10-03</w:t>
       <w:br/>
       <w:br/>
     </w:r>

--- a/tillsyn/A 48260-2022 tillsynsbegäran.docx
+++ b/tillsyn/A 48260-2022 tillsynsbegäran.docx
@@ -1289,7 +1289,7 @@
     <w:r>
       <w:tab/>
       <w:tab/>
-      <w:t>2026-10-03</w:t>
+      <w:t>2026-10-04</w:t>
       <w:br/>
       <w:br/>
     </w:r>

--- a/tillsyn/A 48260-2022 tillsynsbegäran.docx
+++ b/tillsyn/A 48260-2022 tillsynsbegäran.docx
@@ -1289,7 +1289,7 @@
     <w:r>
       <w:tab/>
       <w:tab/>
-      <w:t>2026-10-04</w:t>
+      <w:t>2026-10-05</w:t>
       <w:br/>
       <w:br/>
     </w:r>

--- a/tillsyn/A 48260-2022 tillsynsbegäran.docx
+++ b/tillsyn/A 48260-2022 tillsynsbegäran.docx
@@ -1289,7 +1289,7 @@
     <w:r>
       <w:tab/>
       <w:tab/>
-      <w:t>2026-10-05</w:t>
+      <w:t>2026-10-06</w:t>
       <w:br/>
       <w:br/>
     </w:r>

--- a/tillsyn/A 48260-2022 tillsynsbegäran.docx
+++ b/tillsyn/A 48260-2022 tillsynsbegäran.docx
@@ -1289,7 +1289,7 @@
     <w:r>
       <w:tab/>
       <w:tab/>
-      <w:t>2026-10-06</w:t>
+      <w:t>2026-10-07</w:t>
       <w:br/>
       <w:br/>
     </w:r>

--- a/tillsyn/A 48260-2022 tillsynsbegäran.docx
+++ b/tillsyn/A 48260-2022 tillsynsbegäran.docx
@@ -1289,7 +1289,7 @@
     <w:r>
       <w:tab/>
       <w:tab/>
-      <w:t>2026-10-07</w:t>
+      <w:t>2026-10-08</w:t>
       <w:br/>
       <w:br/>
     </w:r>

--- a/tillsyn/A 48260-2022 tillsynsbegäran.docx
+++ b/tillsyn/A 48260-2022 tillsynsbegäran.docx
@@ -1289,7 +1289,7 @@
     <w:r>
       <w:tab/>
       <w:tab/>
-      <w:t>2026-10-08</w:t>
+      <w:t>2026-10-09</w:t>
       <w:br/>
       <w:br/>
     </w:r>

--- a/tillsyn/A 48260-2022 tillsynsbegäran.docx
+++ b/tillsyn/A 48260-2022 tillsynsbegäran.docx
@@ -1289,7 +1289,7 @@
     <w:r>
       <w:tab/>
       <w:tab/>
-      <w:t>2026-10-09</w:t>
+      <w:t>2026-10-10</w:t>
       <w:br/>
       <w:br/>
     </w:r>

--- a/tillsyn/A 48260-2022 tillsynsbegäran.docx
+++ b/tillsyn/A 48260-2022 tillsynsbegäran.docx
@@ -1289,7 +1289,7 @@
     <w:r>
       <w:tab/>
       <w:tab/>
-      <w:t>2026-10-10</w:t>
+      <w:t>2026-10-11</w:t>
       <w:br/>
       <w:br/>
     </w:r>

--- a/tillsyn/A 48260-2022 tillsynsbegäran.docx
+++ b/tillsyn/A 48260-2022 tillsynsbegäran.docx
@@ -1289,7 +1289,7 @@
     <w:r>
       <w:tab/>
       <w:tab/>
-      <w:t>2026-10-11</w:t>
+      <w:t>2026-10-12</w:t>
       <w:br/>
       <w:br/>
     </w:r>

--- a/tillsyn/A 48260-2022 tillsynsbegäran.docx
+++ b/tillsyn/A 48260-2022 tillsynsbegäran.docx
@@ -1289,7 +1289,7 @@
     <w:r>
       <w:tab/>
       <w:tab/>
-      <w:t>2026-10-12</w:t>
+      <w:t>2026-10-13</w:t>
       <w:br/>
       <w:br/>
     </w:r>

--- a/tillsyn/A 48260-2022 tillsynsbegäran.docx
+++ b/tillsyn/A 48260-2022 tillsynsbegäran.docx
@@ -1289,7 +1289,7 @@
     <w:r>
       <w:tab/>
       <w:tab/>
-      <w:t>2026-10-13</w:t>
+      <w:t>2026-10-14</w:t>
       <w:br/>
       <w:br/>
     </w:r>

--- a/tillsyn/A 48260-2022 tillsynsbegäran.docx
+++ b/tillsyn/A 48260-2022 tillsynsbegäran.docx
@@ -1289,7 +1289,7 @@
     <w:r>
       <w:tab/>
       <w:tab/>
-      <w:t>2026-10-14</w:t>
+      <w:t>2026-10-15</w:t>
       <w:br/>
       <w:br/>
     </w:r>

--- a/tillsyn/A 48260-2022 tillsynsbegäran.docx
+++ b/tillsyn/A 48260-2022 tillsynsbegäran.docx
@@ -1289,7 +1289,7 @@
     <w:r>
       <w:tab/>
       <w:tab/>
-      <w:t>2026-10-15</w:t>
+      <w:t>2026-10-16</w:t>
       <w:br/>
       <w:br/>
     </w:r>

--- a/tillsyn/A 48260-2022 tillsynsbegäran.docx
+++ b/tillsyn/A 48260-2022 tillsynsbegäran.docx
@@ -1289,7 +1289,7 @@
     <w:r>
       <w:tab/>
       <w:tab/>
-      <w:t>2026-10-16</w:t>
+      <w:t>2026-10-17</w:t>
       <w:br/>
       <w:br/>
     </w:r>

--- a/tillsyn/A 48260-2022 tillsynsbegäran.docx
+++ b/tillsyn/A 48260-2022 tillsynsbegäran.docx
@@ -1289,7 +1289,7 @@
     <w:r>
       <w:tab/>
       <w:tab/>
-      <w:t>2026-10-17</w:t>
+      <w:t>2026-10-18</w:t>
       <w:br/>
       <w:br/>
     </w:r>

--- a/tillsyn/A 48260-2022 tillsynsbegäran.docx
+++ b/tillsyn/A 48260-2022 tillsynsbegäran.docx
@@ -1289,7 +1289,7 @@
     <w:r>
       <w:tab/>
       <w:tab/>
-      <w:t>2026-10-18</w:t>
+      <w:t>2026-10-19</w:t>
       <w:br/>
       <w:br/>
     </w:r>

--- a/tillsyn/A 48260-2022 tillsynsbegäran.docx
+++ b/tillsyn/A 48260-2022 tillsynsbegäran.docx
@@ -1289,7 +1289,7 @@
     <w:r>
       <w:tab/>
       <w:tab/>
-      <w:t>2026-10-19</w:t>
+      <w:t>2026-10-20</w:t>
       <w:br/>
       <w:br/>
     </w:r>

--- a/tillsyn/A 48260-2022 tillsynsbegäran.docx
+++ b/tillsyn/A 48260-2022 tillsynsbegäran.docx
@@ -1289,7 +1289,7 @@
     <w:r>
       <w:tab/>
       <w:tab/>
-      <w:t>2026-10-20</w:t>
+      <w:t>2026-10-21</w:t>
       <w:br/>
       <w:br/>
     </w:r>

--- a/tillsyn/A 48260-2022 tillsynsbegäran.docx
+++ b/tillsyn/A 48260-2022 tillsynsbegäran.docx
@@ -1289,7 +1289,7 @@
     <w:r>
       <w:tab/>
       <w:tab/>
-      <w:t>2026-10-21</w:t>
+      <w:t>2026-10-22</w:t>
       <w:br/>
       <w:br/>
     </w:r>

--- a/tillsyn/A 48260-2022 tillsynsbegäran.docx
+++ b/tillsyn/A 48260-2022 tillsynsbegäran.docx
@@ -1289,7 +1289,7 @@
     <w:r>
       <w:tab/>
       <w:tab/>
-      <w:t>2026-10-22</w:t>
+      <w:t>2026-10-23</w:t>
       <w:br/>
       <w:br/>
     </w:r>

--- a/tillsyn/A 48260-2022 tillsynsbegäran.docx
+++ b/tillsyn/A 48260-2022 tillsynsbegäran.docx
@@ -1289,7 +1289,7 @@
     <w:r>
       <w:tab/>
       <w:tab/>
-      <w:t>2026-10-23</w:t>
+      <w:t>2026-10-24</w:t>
       <w:br/>
       <w:br/>
     </w:r>

--- a/tillsyn/A 48260-2022 tillsynsbegäran.docx
+++ b/tillsyn/A 48260-2022 tillsynsbegäran.docx
@@ -1289,7 +1289,7 @@
     <w:r>
       <w:tab/>
       <w:tab/>
-      <w:t>2026-10-24</w:t>
+      <w:t>2026-10-25</w:t>
       <w:br/>
       <w:br/>
     </w:r>

--- a/tillsyn/A 48260-2022 tillsynsbegäran.docx
+++ b/tillsyn/A 48260-2022 tillsynsbegäran.docx
@@ -1289,7 +1289,7 @@
     <w:r>
       <w:tab/>
       <w:tab/>
-      <w:t>2026-10-25</w:t>
+      <w:t>2026-10-26</w:t>
       <w:br/>
       <w:br/>
     </w:r>

--- a/tillsyn/A 48260-2022 tillsynsbegäran.docx
+++ b/tillsyn/A 48260-2022 tillsynsbegäran.docx
@@ -1289,7 +1289,7 @@
     <w:r>
       <w:tab/>
       <w:tab/>
-      <w:t>2026-10-26</w:t>
+      <w:t>2026-10-27</w:t>
       <w:br/>
       <w:br/>
     </w:r>

--- a/tillsyn/A 48260-2022 tillsynsbegäran.docx
+++ b/tillsyn/A 48260-2022 tillsynsbegäran.docx
@@ -1289,7 +1289,7 @@
     <w:r>
       <w:tab/>
       <w:tab/>
-      <w:t>2026-10-27</w:t>
+      <w:t>2026-10-28</w:t>
       <w:br/>
       <w:br/>
     </w:r>

--- a/tillsyn/A 48260-2022 tillsynsbegäran.docx
+++ b/tillsyn/A 48260-2022 tillsynsbegäran.docx
@@ -1289,7 +1289,7 @@
     <w:r>
       <w:tab/>
       <w:tab/>
-      <w:t>2026-10-28</w:t>
+      <w:t>2026-10-29</w:t>
       <w:br/>
       <w:br/>
     </w:r>

--- a/tillsyn/A 48260-2022 tillsynsbegäran.docx
+++ b/tillsyn/A 48260-2022 tillsynsbegäran.docx
@@ -1289,7 +1289,7 @@
     <w:r>
       <w:tab/>
       <w:tab/>
-      <w:t>2026-10-29</w:t>
+      <w:t>2026-10-31</w:t>
       <w:br/>
       <w:br/>
     </w:r>
